--- a/templates_docx/Шаблон 8 Благоустройство.docx
+++ b/templates_docx/Шаблон 8 Благоустройство.docx
@@ -401,7 +401,7 @@
           <w:rFonts w:ascii="Montserrat" w:eastAsia="Montserrat" w:hAnsi="Montserrat" w:cs="Montserrat"/>
           <w:lang w:val="en-US"/>
         </w:rPr>
-        <w:t>room</w:t>
+        <w:t>text</w:t>
       </w:r>
       <w:proofErr w:type="gramEnd"/>
       <w:r>
@@ -1094,6 +1094,7 @@
         </w:rPr>
         <w:t xml:space="preserve">{{ </w:t>
       </w:r>
+      <w:proofErr w:type="spellStart"/>
       <w:r>
         <w:rPr>
           <w:rFonts w:ascii="Montserrat Medium" w:eastAsia="Montserrat Medium" w:hAnsi="Montserrat Medium" w:cs="Montserrat Medium"/>
@@ -1101,6 +1102,7 @@
         </w:rPr>
         <w:t>srok</w:t>
       </w:r>
+      <w:proofErr w:type="spellEnd"/>
       <w:r>
         <w:rPr>
           <w:rFonts w:ascii="Montserrat Medium" w:eastAsia="Montserrat Medium" w:hAnsi="Montserrat Medium" w:cs="Montserrat Medium"/>
@@ -1143,7 +1145,25 @@
           <w:sz w:val="18"/>
           <w:szCs w:val="18"/>
         </w:rPr>
-        <w:t xml:space="preserve">КОНФИДЕНЦИАЛЬНО: Настоящий документ содержит информацию, принадлежащую компаниям ООО “Нацпро-Дизайн”   и  </w:t>
+        <w:t>КОНФИДЕНЦИАЛЬНО: Настоящий документ содержит информацию, принадлежащую компаниям ООО “</w:t>
+      </w:r>
+      <w:proofErr w:type="spellStart"/>
+      <w:r>
+        <w:rPr>
+          <w:rFonts w:ascii="Montserrat Medium" w:eastAsia="Montserrat Medium" w:hAnsi="Montserrat Medium" w:cs="Montserrat Medium"/>
+          <w:sz w:val="18"/>
+          <w:szCs w:val="18"/>
+        </w:rPr>
+        <w:t>Нацпро</w:t>
+      </w:r>
+      <w:proofErr w:type="spellEnd"/>
+      <w:r>
+        <w:rPr>
+          <w:rFonts w:ascii="Montserrat Medium" w:eastAsia="Montserrat Medium" w:hAnsi="Montserrat Medium" w:cs="Montserrat Medium"/>
+          <w:sz w:val="18"/>
+          <w:szCs w:val="18"/>
+        </w:rPr>
+        <w:t xml:space="preserve">-Дизайн”   и  </w:t>
       </w:r>
       <w:r>
         <w:rPr>
@@ -2286,6 +2306,7 @@
   <w:style w:type="character" w:default="1" w:styleId="a0">
     <w:name w:val="Default Paragraph Font"/>
     <w:uiPriority w:val="1"/>
+    <w:semiHidden/>
     <w:unhideWhenUsed/>
   </w:style>
   <w:style w:type="table" w:default="1" w:styleId="a1">

--- a/templates_docx/Шаблон 8 Благоустройство.docx
+++ b/templates_docx/Шаблон 8 Благоустройство.docx
@@ -85,15 +85,23 @@
         <w:ind w:right="-143"/>
         <w:jc w:val="center"/>
         <w:rPr>
-          <w:rFonts w:ascii="Montserrat SemiBold" w:eastAsia="Montserrat SemiBold" w:hAnsi="Montserrat SemiBold" w:cs="Montserrat SemiBold"/>
-          <w:b w:val="0"/>
-          <w:bCs w:val="0"/>
+          <w:rFonts w:ascii="Montserrat" w:eastAsia="Montserrat" w:hAnsi="Montserrat" w:cs="Montserrat"/>
           <w:sz w:val="28"/>
           <w:szCs w:val="28"/>
         </w:rPr>
       </w:pPr>
       <w:bookmarkStart w:id="1" w:name="_heading=h.djesxsfrv0ba" w:colFirst="0" w:colLast="0"/>
+      <w:bookmarkStart w:id="2" w:name="_heading=h.86lva5din57f" w:colFirst="0" w:colLast="0"/>
       <w:bookmarkEnd w:id="1"/>
+      <w:bookmarkEnd w:id="2"/>
+      <w:r>
+        <w:rPr>
+          <w:rFonts w:ascii="Montserrat" w:eastAsia="Montserrat" w:hAnsi="Montserrat" w:cs="Montserrat"/>
+          <w:sz w:val="28"/>
+          <w:szCs w:val="28"/>
+        </w:rPr>
+        <w:t>КОММЕРЧЕСКОЕ ПРЕДЛОЖЕНИЕ</w:t>
+      </w:r>
     </w:p>
     <w:p>
       <w:pPr>
@@ -110,53 +118,16 @@
           <w:szCs w:val="28"/>
         </w:rPr>
       </w:pPr>
-      <w:bookmarkStart w:id="2" w:name="_heading=h.86lva5din57f" w:colFirst="0" w:colLast="0"/>
-      <w:bookmarkEnd w:id="2"/>
+      <w:bookmarkStart w:id="3" w:name="_heading=h.fydg2vp7ko66" w:colFirst="0" w:colLast="0"/>
+      <w:bookmarkEnd w:id="3"/>
       <w:r>
         <w:rPr>
           <w:rFonts w:ascii="Montserrat" w:eastAsia="Montserrat" w:hAnsi="Montserrat" w:cs="Montserrat"/>
           <w:sz w:val="28"/>
           <w:szCs w:val="28"/>
         </w:rPr>
-        <w:t>КОММЕРЧЕСКОЕ ПРЕДЛОЖЕНИЕ</w:t>
-      </w:r>
-    </w:p>
-    <w:p>
-      <w:pPr>
-        <w:pStyle w:val="a3"/>
-        <w:keepNext w:val="0"/>
-        <w:keepLines w:val="0"/>
-        <w:widowControl w:val="0"/>
-        <w:spacing w:before="100" w:after="0" w:line="240" w:lineRule="auto"/>
-        <w:ind w:right="-143"/>
-        <w:jc w:val="center"/>
-        <w:rPr>
-          <w:rFonts w:ascii="Montserrat" w:eastAsia="Montserrat" w:hAnsi="Montserrat" w:cs="Montserrat"/>
-          <w:sz w:val="28"/>
-          <w:szCs w:val="28"/>
-        </w:rPr>
-      </w:pPr>
-      <w:bookmarkStart w:id="3" w:name="_heading=h.fydg2vp7ko66" w:colFirst="0" w:colLast="0"/>
-      <w:bookmarkEnd w:id="3"/>
-      <w:r>
-        <w:rPr>
-          <w:rFonts w:ascii="Montserrat" w:eastAsia="Montserrat" w:hAnsi="Montserrat" w:cs="Montserrat"/>
-          <w:sz w:val="28"/>
-          <w:szCs w:val="28"/>
-        </w:rPr>
         <w:t xml:space="preserve"> НА РАЗРАБОТКУ ПРОЕКТА БЛАГОУСТРОЙСТВА </w:t>
       </w:r>
-    </w:p>
-    <w:p>
-      <w:pPr>
-        <w:rPr>
-          <w:rFonts w:ascii="Montserrat" w:eastAsia="Montserrat" w:hAnsi="Montserrat" w:cs="Montserrat"/>
-          <w:b/>
-          <w:bCs/>
-          <w:sz w:val="28"/>
-          <w:szCs w:val="28"/>
-        </w:rPr>
-      </w:pPr>
     </w:p>
     <w:p>
       <w:pPr>
@@ -311,56 +282,8 @@
           </w:p>
         </w:tc>
       </w:tr>
-      <w:bookmarkEnd w:id="4"/>
-      <w:tr>
-        <w:trPr>
-          <w:trHeight w:val="1274"/>
-        </w:trPr>
-        <w:tc>
-          <w:tcPr>
-            <w:tcW w:w="5550" w:type="dxa"/>
-            <w:shd w:val="clear" w:color="auto" w:fill="auto"/>
-            <w:tcMar>
-              <w:top w:w="100" w:type="dxa"/>
-              <w:left w:w="100" w:type="dxa"/>
-              <w:bottom w:w="100" w:type="dxa"/>
-              <w:right w:w="100" w:type="dxa"/>
-            </w:tcMar>
-          </w:tcPr>
-          <w:p>
-            <w:pPr>
-              <w:spacing w:after="0" w:line="240" w:lineRule="auto"/>
-              <w:rPr>
-                <w:rFonts w:ascii="Montserrat" w:eastAsia="Montserrat" w:hAnsi="Montserrat" w:cs="Montserrat"/>
-                <w:b/>
-                <w:bCs/>
-              </w:rPr>
-            </w:pPr>
-          </w:p>
-        </w:tc>
-        <w:tc>
-          <w:tcPr>
-            <w:tcW w:w="3900" w:type="dxa"/>
-            <w:shd w:val="clear" w:color="auto" w:fill="auto"/>
-            <w:tcMar>
-              <w:top w:w="100" w:type="dxa"/>
-              <w:left w:w="100" w:type="dxa"/>
-              <w:bottom w:w="100" w:type="dxa"/>
-              <w:right w:w="100" w:type="dxa"/>
-            </w:tcMar>
-          </w:tcPr>
-          <w:p>
-            <w:pPr>
-              <w:spacing w:after="0" w:line="240" w:lineRule="auto"/>
-              <w:jc w:val="right"/>
-              <w:rPr>
-                <w:rFonts w:ascii="Montserrat Medium" w:eastAsia="Montserrat Medium" w:hAnsi="Montserrat Medium" w:cs="Montserrat Medium"/>
-              </w:rPr>
-            </w:pPr>
-          </w:p>
-        </w:tc>
-      </w:tr>
     </w:tbl>
+    <w:bookmarkEnd w:id="4"/>
     <w:p>
       <w:pPr>
         <w:spacing w:after="0" w:line="240" w:lineRule="auto"/>
@@ -388,7 +311,6 @@
         </w:rPr>
       </w:pPr>
       <w:bookmarkStart w:id="6" w:name="_Hlk222330588"/>
-      <w:proofErr w:type="gramStart"/>
       <w:r>
         <w:rPr>
           <w:rFonts w:ascii="Montserrat" w:eastAsia="Montserrat" w:hAnsi="Montserrat" w:cs="Montserrat"/>
@@ -401,9 +323,8 @@
           <w:rFonts w:ascii="Montserrat" w:eastAsia="Montserrat" w:hAnsi="Montserrat" w:cs="Montserrat"/>
           <w:lang w:val="en-US"/>
         </w:rPr>
-        <w:t>text</w:t>
+        <w:t>room</w:t>
       </w:r>
-      <w:proofErr w:type="gramEnd"/>
       <w:r>
         <w:rPr>
           <w:rFonts w:ascii="Montserrat" w:eastAsia="Montserrat" w:hAnsi="Montserrat" w:cs="Montserrat"/>
@@ -441,10 +362,10 @@
         <w:tblLook w:val="0400" w:firstRow="0" w:lastRow="0" w:firstColumn="0" w:lastColumn="0" w:noHBand="0" w:noVBand="1"/>
       </w:tblPr>
       <w:tblGrid>
-        <w:gridCol w:w="6120"/>
-        <w:gridCol w:w="1515"/>
-        <w:gridCol w:w="1515"/>
-        <w:gridCol w:w="1770"/>
+        <w:gridCol w:w="5946"/>
+        <w:gridCol w:w="1417"/>
+        <w:gridCol w:w="1701"/>
+        <w:gridCol w:w="1856"/>
       </w:tblGrid>
       <w:tr>
         <w:trPr>
@@ -453,7 +374,7 @@
         </w:trPr>
         <w:tc>
           <w:tcPr>
-            <w:tcW w:w="6120" w:type="dxa"/>
+            <w:tcW w:w="5946" w:type="dxa"/>
             <w:vAlign w:val="center"/>
           </w:tcPr>
           <w:p>
@@ -475,39 +396,41 @@
         </w:tc>
         <w:tc>
           <w:tcPr>
-            <w:tcW w:w="1515" w:type="dxa"/>
+            <w:tcW w:w="1417" w:type="dxa"/>
           </w:tcPr>
           <w:p>
             <w:pPr>
               <w:spacing w:after="0" w:line="234" w:lineRule="auto"/>
               <w:ind w:right="542"/>
-              <w:rPr>
-                <w:rFonts w:ascii="Montserrat SemiBold" w:eastAsia="Montserrat SemiBold" w:hAnsi="Montserrat SemiBold" w:cs="Montserrat SemiBold"/>
-                <w:lang w:val="en-US"/>
-              </w:rPr>
-            </w:pPr>
-          </w:p>
-          <w:p>
-            <w:pPr>
-              <w:spacing w:after="0" w:line="234" w:lineRule="auto"/>
-              <w:ind w:right="542"/>
+              <w:jc w:val="center"/>
               <w:rPr>
                 <w:rFonts w:ascii="Montserrat SemiBold" w:eastAsia="Montserrat SemiBold" w:hAnsi="Montserrat SemiBold" w:cs="Montserrat SemiBold"/>
                 <w:lang w:val="ru-RU"/>
               </w:rPr>
             </w:pPr>
-            <w:r>
+          </w:p>
+          <w:p>
+            <w:pPr>
+              <w:spacing w:after="0" w:line="234" w:lineRule="auto"/>
+              <w:ind w:right="542"/>
+              <w:jc w:val="center"/>
               <w:rPr>
                 <w:rFonts w:ascii="Montserrat SemiBold" w:eastAsia="Montserrat SemiBold" w:hAnsi="Montserrat SemiBold" w:cs="Montserrat SemiBold"/>
                 <w:lang w:val="ru-RU"/>
               </w:rPr>
-              <w:t>Кол-во, шт.</w:t>
+            </w:pPr>
+            <w:r>
+              <w:rPr>
+                <w:rFonts w:ascii="Montserrat SemiBold" w:eastAsia="Montserrat SemiBold" w:hAnsi="Montserrat SemiBold" w:cs="Montserrat SemiBold"/>
+                <w:lang w:val="ru-RU"/>
+              </w:rPr>
+              <w:t>Ед. изм</w:t>
             </w:r>
           </w:p>
         </w:tc>
         <w:tc>
           <w:tcPr>
-            <w:tcW w:w="1515" w:type="dxa"/>
+            <w:tcW w:w="1701" w:type="dxa"/>
             <w:vAlign w:val="center"/>
           </w:tcPr>
           <w:p>
@@ -517,19 +440,21 @@
               <w:jc w:val="center"/>
               <w:rPr>
                 <w:rFonts w:ascii="Montserrat SemiBold" w:eastAsia="Montserrat SemiBold" w:hAnsi="Montserrat SemiBold" w:cs="Montserrat SemiBold"/>
+                <w:lang w:val="ru-RU"/>
               </w:rPr>
             </w:pPr>
             <w:r>
               <w:rPr>
                 <w:rFonts w:ascii="Montserrat SemiBold" w:eastAsia="Montserrat SemiBold" w:hAnsi="Montserrat SemiBold" w:cs="Montserrat SemiBold"/>
-              </w:rPr>
-              <w:t>ЕД. ИЗМ.</w:t>
+                <w:lang w:val="ru-RU"/>
+              </w:rPr>
+              <w:t>Площадь</w:t>
             </w:r>
           </w:p>
         </w:tc>
         <w:tc>
           <w:tcPr>
-            <w:tcW w:w="1770" w:type="dxa"/>
+            <w:tcW w:w="1856" w:type="dxa"/>
             <w:vAlign w:val="center"/>
           </w:tcPr>
           <w:p>
@@ -544,8 +469,15 @@
             <w:r>
               <w:rPr>
                 <w:rFonts w:ascii="Montserrat SemiBold" w:eastAsia="Montserrat SemiBold" w:hAnsi="Montserrat SemiBold" w:cs="Montserrat SemiBold"/>
-              </w:rPr>
-              <w:t>СТОИМОСТЬ, руб. (без НДС)</w:t>
+                <w:lang w:val="ru-RU"/>
+              </w:rPr>
+              <w:t>Стоимость</w:t>
+            </w:r>
+            <w:r>
+              <w:rPr>
+                <w:rFonts w:ascii="Montserrat SemiBold" w:eastAsia="Montserrat SemiBold" w:hAnsi="Montserrat SemiBold" w:cs="Montserrat SemiBold"/>
+              </w:rPr>
+              <w:t>, руб. (без НДС)</w:t>
             </w:r>
           </w:p>
         </w:tc>
@@ -557,7 +489,7 @@
         </w:trPr>
         <w:tc>
           <w:tcPr>
-            <w:tcW w:w="6120" w:type="dxa"/>
+            <w:tcW w:w="5946" w:type="dxa"/>
             <w:vAlign w:val="center"/>
           </w:tcPr>
           <w:p>
@@ -574,7 +506,6 @@
                 <w:rFonts w:ascii="Montserrat Medium" w:eastAsia="Montserrat Medium" w:hAnsi="Montserrat Medium" w:cs="Montserrat Medium"/>
                 <w:highlight w:val="white"/>
               </w:rPr>
-              <w:lastRenderedPageBreak/>
               <w:t>В услугу входят:</w:t>
             </w:r>
           </w:p>
@@ -839,7 +770,7 @@
         </w:tc>
         <w:tc>
           <w:tcPr>
-            <w:tcW w:w="1515" w:type="dxa"/>
+            <w:tcW w:w="1417" w:type="dxa"/>
           </w:tcPr>
           <w:p>
             <w:pPr>
@@ -969,24 +900,15 @@
               <w:jc w:val="center"/>
               <w:rPr>
                 <w:rFonts w:ascii="Montserrat Medium" w:eastAsia="Montserrat Medium" w:hAnsi="Montserrat Medium" w:cs="Montserrat Medium"/>
-                <w:lang w:val="en-US"/>
-              </w:rPr>
-            </w:pPr>
-            <w:proofErr w:type="gramStart"/>
-            <w:r>
-              <w:rPr>
-                <w:rFonts w:ascii="Montserrat Medium" w:eastAsia="Montserrat Medium" w:hAnsi="Montserrat Medium" w:cs="Montserrat Medium"/>
-                <w:lang w:val="en-US"/>
-              </w:rPr>
-              <w:t>{{ s</w:t>
-            </w:r>
-            <w:proofErr w:type="gramEnd"/>
-            <w:r>
-              <w:rPr>
-                <w:rFonts w:ascii="Montserrat Medium" w:eastAsia="Montserrat Medium" w:hAnsi="Montserrat Medium" w:cs="Montserrat Medium"/>
-                <w:lang w:val="en-US"/>
-              </w:rPr>
-              <w:t xml:space="preserve"> }}</w:t>
+                <w:lang w:val="ru-RU"/>
+              </w:rPr>
+            </w:pPr>
+            <w:r>
+              <w:rPr>
+                <w:rFonts w:ascii="Montserrat Medium" w:eastAsia="Montserrat Medium" w:hAnsi="Montserrat Medium" w:cs="Montserrat Medium"/>
+                <w:lang w:val="ru-RU"/>
+              </w:rPr>
+              <w:t>м2</w:t>
             </w:r>
           </w:p>
           <w:p>
@@ -1009,7 +931,7 @@
         </w:tc>
         <w:tc>
           <w:tcPr>
-            <w:tcW w:w="1515" w:type="dxa"/>
+            <w:tcW w:w="1701" w:type="dxa"/>
             <w:vAlign w:val="center"/>
           </w:tcPr>
           <w:p>
@@ -1019,19 +941,30 @@
               <w:jc w:val="center"/>
               <w:rPr>
                 <w:rFonts w:ascii="Montserrat Medium" w:eastAsia="Montserrat Medium" w:hAnsi="Montserrat Medium" w:cs="Montserrat Medium"/>
-              </w:rPr>
-            </w:pPr>
-            <w:r>
-              <w:rPr>
-                <w:rFonts w:ascii="Montserrat Medium" w:eastAsia="Montserrat Medium" w:hAnsi="Montserrat Medium" w:cs="Montserrat Medium"/>
-              </w:rPr>
-              <w:t>шт.</w:t>
+                <w:lang w:val="en-US"/>
+              </w:rPr>
+            </w:pPr>
+            <w:proofErr w:type="gramStart"/>
+            <w:r>
+              <w:rPr>
+                <w:rFonts w:ascii="Montserrat Medium" w:eastAsia="Montserrat Medium" w:hAnsi="Montserrat Medium" w:cs="Montserrat Medium"/>
+                <w:lang w:val="en-US"/>
+              </w:rPr>
+              <w:t>{{ s</w:t>
+            </w:r>
+            <w:proofErr w:type="gramEnd"/>
+            <w:r>
+              <w:rPr>
+                <w:rFonts w:ascii="Montserrat Medium" w:eastAsia="Montserrat Medium" w:hAnsi="Montserrat Medium" w:cs="Montserrat Medium"/>
+                <w:lang w:val="en-US"/>
+              </w:rPr>
+              <w:t xml:space="preserve"> }}</w:t>
             </w:r>
           </w:p>
         </w:tc>
         <w:tc>
           <w:tcPr>
-            <w:tcW w:w="1770" w:type="dxa"/>
+            <w:tcW w:w="1856" w:type="dxa"/>
             <w:vAlign w:val="center"/>
           </w:tcPr>
           <w:p>
